--- a/DS_PYTHON/DataStructure-2.docx
+++ b/DS_PYTHON/DataStructure-2.docx
@@ -390,7 +390,7 @@
           </mc:Choice>
           <mc:Fallback>
             <w:pict>
-              <v:shapetype w14:anchorId="297E02B7" id="_x0000_t32" coordsize="21600,21600" o:spt="32" o:oned="t" path="m,l21600,21600e" filled="f">
+              <v:shapetype w14:anchorId="31F8B854" id="_x0000_t32" coordsize="21600,21600" o:spt="32" o:oned="t" path="m,l21600,21600e" filled="f">
                 <v:path arrowok="t" fillok="f" o:connecttype="none"/>
                 <o:lock v:ext="edit" shapetype="t"/>
               </v:shapetype>
@@ -460,7 +460,7 @@
           </mc:Choice>
           <mc:Fallback>
             <w:pict>
-              <v:shape w14:anchorId="31B7D836" id="Straight Arrow Connector 6" o:spid="_x0000_s1026" type="#_x0000_t32" style="position:absolute;margin-left:276.45pt;margin-top:178.25pt;width:1.6pt;height:36.8pt;flip:x;z-index:251676672;visibility:visible;mso-wrap-style:square;mso-wrap-distance-left:9pt;mso-wrap-distance-top:0;mso-wrap-distance-right:9pt;mso-wrap-distance-bottom:0;mso-position-horizontal:absolute;mso-position-horizontal-relative:text;mso-position-vertical:absolute;mso-position-vertical-relative:text" o:gfxdata="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" strokecolor="#156082 [3204]" strokeweight=".5pt">
+              <v:shape w14:anchorId="51BD4B45" id="Straight Arrow Connector 6" o:spid="_x0000_s1026" type="#_x0000_t32" style="position:absolute;margin-left:276.45pt;margin-top:178.25pt;width:1.6pt;height:36.8pt;flip:x;z-index:251676672;visibility:visible;mso-wrap-style:square;mso-wrap-distance-left:9pt;mso-wrap-distance-top:0;mso-wrap-distance-right:9pt;mso-wrap-distance-bottom:0;mso-position-horizontal:absolute;mso-position-horizontal-relative:text;mso-position-vertical:absolute;mso-position-vertical-relative:text" o:gfxdata="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" strokecolor="#156082 [3204]" strokeweight=".5pt">
                 <v:stroke endarrow="block" joinstyle="miter"/>
               </v:shape>
             </w:pict>
@@ -526,7 +526,7 @@
           </mc:Choice>
           <mc:Fallback>
             <w:pict>
-              <v:shape w14:anchorId="464138FB" id="Straight Arrow Connector 5" o:spid="_x0000_s1026" type="#_x0000_t32" style="position:absolute;margin-left:211.8pt;margin-top:113.6pt;width:40.45pt;height:40.45pt;z-index:251675648;visibility:visible;mso-wrap-style:square;mso-wrap-distance-left:9pt;mso-wrap-distance-top:0;mso-wrap-distance-right:9pt;mso-wrap-distance-bottom:0;mso-position-horizontal:absolute;mso-position-horizontal-relative:text;mso-position-vertical:absolute;mso-position-vertical-relative:text" o:gfxdata="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" strokecolor="#156082 [3204]" strokeweight=".5pt">
+              <v:shape w14:anchorId="67EE4625" id="Straight Arrow Connector 5" o:spid="_x0000_s1026" type="#_x0000_t32" style="position:absolute;margin-left:211.8pt;margin-top:113.6pt;width:40.45pt;height:40.45pt;z-index:251675648;visibility:visible;mso-wrap-style:square;mso-wrap-distance-left:9pt;mso-wrap-distance-top:0;mso-wrap-distance-right:9pt;mso-wrap-distance-bottom:0;mso-position-horizontal:absolute;mso-position-horizontal-relative:text;mso-position-vertical:absolute;mso-position-vertical-relative:text" o:gfxdata="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" strokecolor="#156082 [3204]" strokeweight=".5pt">
                 <v:stroke endarrow="block" joinstyle="miter"/>
               </v:shape>
             </w:pict>
@@ -596,7 +596,7 @@
           </mc:Choice>
           <mc:Fallback>
             <w:pict>
-              <v:oval w14:anchorId="71CFAF25" id="Oval 1" o:spid="_x0000_s1026" style="position:absolute;margin-left:369.85pt;margin-top:206pt;width:79.35pt;height:27.85pt;z-index:251674624;visibility:visible;mso-wrap-style:square;mso-wrap-distance-left:9pt;mso-wrap-distance-top:0;mso-wrap-distance-right:9pt;mso-wrap-distance-bottom:0;mso-position-horizontal:absolute;mso-position-horizontal-relative:text;mso-position-vertical:absolute;mso-position-vertical-relative:text;v-text-anchor:middle" o:gfxdata="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" fillcolor="#156082 [3204]" strokecolor="#030e13 [484]" strokeweight="1pt">
+              <v:oval w14:anchorId="573ECA86" id="Oval 1" o:spid="_x0000_s1026" style="position:absolute;margin-left:369.85pt;margin-top:206pt;width:79.35pt;height:27.85pt;z-index:251674624;visibility:visible;mso-wrap-style:square;mso-wrap-distance-left:9pt;mso-wrap-distance-top:0;mso-wrap-distance-right:9pt;mso-wrap-distance-bottom:0;mso-position-horizontal:absolute;mso-position-horizontal-relative:text;mso-position-vertical:absolute;mso-position-vertical-relative:text;v-text-anchor:middle" o:gfxdata="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" fillcolor="#156082 [3204]" strokecolor="#030e13 [484]" strokeweight="1pt">
                 <v:stroke joinstyle="miter"/>
               </v:oval>
             </w:pict>
@@ -666,7 +666,7 @@
           </mc:Choice>
           <mc:Fallback>
             <w:pict>
-              <v:oval w14:anchorId="4060AAD2" id="Oval 1" o:spid="_x0000_s1026" style="position:absolute;margin-left:255.85pt;margin-top:209.15pt;width:79.35pt;height:27.85pt;z-index:251672576;visibility:visible;mso-wrap-style:square;mso-wrap-distance-left:9pt;mso-wrap-distance-top:0;mso-wrap-distance-right:9pt;mso-wrap-distance-bottom:0;mso-position-horizontal:absolute;mso-position-horizontal-relative:text;mso-position-vertical:absolute;mso-position-vertical-relative:text;v-text-anchor:middle" o:gfxdata="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" fillcolor="#156082 [3204]" strokecolor="#030e13 [484]" strokeweight="1pt">
+              <v:oval w14:anchorId="6A5787D3" id="Oval 1" o:spid="_x0000_s1026" style="position:absolute;margin-left:255.85pt;margin-top:209.15pt;width:79.35pt;height:27.85pt;z-index:251672576;visibility:visible;mso-wrap-style:square;mso-wrap-distance-left:9pt;mso-wrap-distance-top:0;mso-wrap-distance-right:9pt;mso-wrap-distance-bottom:0;mso-position-horizontal:absolute;mso-position-horizontal-relative:text;mso-position-vertical:absolute;mso-position-vertical-relative:text;v-text-anchor:middle" o:gfxdata="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" fillcolor="#156082 [3204]" strokecolor="#030e13 [484]" strokeweight="1pt">
                 <v:stroke joinstyle="miter"/>
               </v:oval>
             </w:pict>
@@ -736,7 +736,7 @@
           </mc:Choice>
           <mc:Fallback>
             <w:pict>
-              <v:oval w14:anchorId="15AD4716" id="Oval 1" o:spid="_x0000_s1026" style="position:absolute;margin-left:221.1pt;margin-top:150.3pt;width:79.35pt;height:27.85pt;z-index:251670528;visibility:visible;mso-wrap-style:square;mso-wrap-distance-left:9pt;mso-wrap-distance-top:0;mso-wrap-distance-right:9pt;mso-wrap-distance-bottom:0;mso-position-horizontal:absolute;mso-position-horizontal-relative:text;mso-position-vertical:absolute;mso-position-vertical-relative:text;v-text-anchor:middle" o:gfxdata="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" fillcolor="#156082 [3204]" strokecolor="#030e13 [484]" strokeweight="1pt">
+              <v:oval w14:anchorId="530F3AC1" id="Oval 1" o:spid="_x0000_s1026" style="position:absolute;margin-left:221.1pt;margin-top:150.3pt;width:79.35pt;height:27.85pt;z-index:251670528;visibility:visible;mso-wrap-style:square;mso-wrap-distance-left:9pt;mso-wrap-distance-top:0;mso-wrap-distance-right:9pt;mso-wrap-distance-bottom:0;mso-position-horizontal:absolute;mso-position-horizontal-relative:text;mso-position-vertical:absolute;mso-position-vertical-relative:text;v-text-anchor:middle" o:gfxdata="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" fillcolor="#156082 [3204]" strokecolor="#030e13 [484]" strokeweight="1pt">
                 <v:stroke joinstyle="miter"/>
               </v:oval>
             </w:pict>
@@ -806,7 +806,7 @@
           </mc:Choice>
           <mc:Fallback>
             <w:pict>
-              <v:oval w14:anchorId="3210E441" id="Oval 1" o:spid="_x0000_s1026" style="position:absolute;margin-left:131.3pt;margin-top:219.15pt;width:79.35pt;height:27.85pt;z-index:251666432;visibility:visible;mso-wrap-style:square;mso-wrap-distance-left:9pt;mso-wrap-distance-top:0;mso-wrap-distance-right:9pt;mso-wrap-distance-bottom:0;mso-position-horizontal:absolute;mso-position-horizontal-relative:text;mso-position-vertical:absolute;mso-position-vertical-relative:text;v-text-anchor:middle" o:gfxdata="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" fillcolor="#156082 [3204]" strokecolor="#030e13 [484]" strokeweight="1pt">
+              <v:oval w14:anchorId="4FE599D6" id="Oval 1" o:spid="_x0000_s1026" style="position:absolute;margin-left:131.3pt;margin-top:219.15pt;width:79.35pt;height:27.85pt;z-index:251666432;visibility:visible;mso-wrap-style:square;mso-wrap-distance-left:9pt;mso-wrap-distance-top:0;mso-wrap-distance-right:9pt;mso-wrap-distance-bottom:0;mso-position-horizontal:absolute;mso-position-horizontal-relative:text;mso-position-vertical:absolute;mso-position-vertical-relative:text;v-text-anchor:middle" o:gfxdata="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" fillcolor="#156082 [3204]" strokecolor="#030e13 [484]" strokeweight="1pt">
                 <v:stroke joinstyle="miter"/>
               </v:oval>
             </w:pict>
@@ -872,7 +872,7 @@
           </mc:Choice>
           <mc:Fallback>
             <w:pict>
-              <v:shape w14:anchorId="26B092CD" id="Straight Arrow Connector 4" o:spid="_x0000_s1026" type="#_x0000_t32" style="position:absolute;margin-left:141.35pt;margin-top:188.25pt;width:15.25pt;height:33.1pt;z-index:251668480;visibility:visible;mso-wrap-style:square;mso-wrap-distance-left:9pt;mso-wrap-distance-top:0;mso-wrap-distance-right:9pt;mso-wrap-distance-bottom:0;mso-position-horizontal:absolute;mso-position-horizontal-relative:text;mso-position-vertical:absolute;mso-position-vertical-relative:text" o:gfxdata="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" strokecolor="#156082 [3204]" strokeweight=".5pt">
+              <v:shape w14:anchorId="29260BFD" id="Straight Arrow Connector 4" o:spid="_x0000_s1026" type="#_x0000_t32" style="position:absolute;margin-left:141.35pt;margin-top:188.25pt;width:15.25pt;height:33.1pt;z-index:251668480;visibility:visible;mso-wrap-style:square;mso-wrap-distance-left:9pt;mso-wrap-distance-top:0;mso-wrap-distance-right:9pt;mso-wrap-distance-bottom:0;mso-position-horizontal:absolute;mso-position-horizontal-relative:text;mso-position-vertical:absolute;mso-position-vertical-relative:text" o:gfxdata="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" strokecolor="#156082 [3204]" strokeweight=".5pt">
                 <v:stroke endarrow="block" joinstyle="miter"/>
               </v:shape>
             </w:pict>
@@ -938,7 +938,7 @@
           </mc:Choice>
           <mc:Fallback>
             <w:pict>
-              <v:shape w14:anchorId="5BDEF544" id="Straight Arrow Connector 3" o:spid="_x0000_s1026" type="#_x0000_t32" style="position:absolute;margin-left:64.65pt;margin-top:187.2pt;width:32.6pt;height:29.95pt;flip:x;z-index:251667456;visibility:visible;mso-wrap-style:square;mso-wrap-distance-left:9pt;mso-wrap-distance-top:0;mso-wrap-distance-right:9pt;mso-wrap-distance-bottom:0;mso-position-horizontal:absolute;mso-position-horizontal-relative:text;mso-position-vertical:absolute;mso-position-vertical-relative:text" o:gfxdata="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" strokecolor="#156082 [3204]" strokeweight=".5pt">
+              <v:shape w14:anchorId="1153F526" id="Straight Arrow Connector 3" o:spid="_x0000_s1026" type="#_x0000_t32" style="position:absolute;margin-left:64.65pt;margin-top:187.2pt;width:32.6pt;height:29.95pt;flip:x;z-index:251667456;visibility:visible;mso-wrap-style:square;mso-wrap-distance-left:9pt;mso-wrap-distance-top:0;mso-wrap-distance-right:9pt;mso-wrap-distance-bottom:0;mso-position-horizontal:absolute;mso-position-horizontal-relative:text;mso-position-vertical:absolute;mso-position-vertical-relative:text" o:gfxdata="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" strokecolor="#156082 [3204]" strokeweight=".5pt">
                 <v:stroke endarrow="block" joinstyle="miter"/>
               </v:shape>
             </w:pict>
@@ -1008,7 +1008,7 @@
           </mc:Choice>
           <mc:Fallback>
             <w:pict>
-              <v:oval w14:anchorId="26C93C61" id="Oval 1" o:spid="_x0000_s1026" style="position:absolute;margin-left:11.45pt;margin-top:219.65pt;width:79.35pt;height:27.85pt;z-index:251664384;visibility:visible;mso-wrap-style:square;mso-wrap-distance-left:9pt;mso-wrap-distance-top:0;mso-wrap-distance-right:9pt;mso-wrap-distance-bottom:0;mso-position-horizontal:absolute;mso-position-horizontal-relative:text;mso-position-vertical:absolute;mso-position-vertical-relative:text;v-text-anchor:middle" o:gfxdata="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" fillcolor="#156082 [3204]" strokecolor="#030e13 [484]" strokeweight="1pt">
+              <v:oval w14:anchorId="1142FCE4" id="Oval 1" o:spid="_x0000_s1026" style="position:absolute;margin-left:11.45pt;margin-top:219.65pt;width:79.35pt;height:27.85pt;z-index:251664384;visibility:visible;mso-wrap-style:square;mso-wrap-distance-left:9pt;mso-wrap-distance-top:0;mso-wrap-distance-right:9pt;mso-wrap-distance-bottom:0;mso-position-horizontal:absolute;mso-position-horizontal-relative:text;mso-position-vertical:absolute;mso-position-vertical-relative:text;v-text-anchor:middle" o:gfxdata="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" fillcolor="#156082 [3204]" strokecolor="#030e13 [484]" strokeweight="1pt">
                 <v:stroke joinstyle="miter"/>
               </v:oval>
             </w:pict>
@@ -1078,7 +1078,7 @@
           </mc:Choice>
           <mc:Fallback>
             <w:pict>
-              <v:oval w14:anchorId="0747C008" id="Oval 1" o:spid="_x0000_s1026" style="position:absolute;margin-left:74.5pt;margin-top:162.9pt;width:79.35pt;height:27.85pt;z-index:251662336;visibility:visible;mso-wrap-style:square;mso-wrap-distance-left:9pt;mso-wrap-distance-top:0;mso-wrap-distance-right:9pt;mso-wrap-distance-bottom:0;mso-position-horizontal:absolute;mso-position-horizontal-relative:text;mso-position-vertical:absolute;mso-position-vertical-relative:text;v-text-anchor:middle" o:gfxdata="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" fillcolor="#156082 [3204]" strokecolor="#030e13 [484]" strokeweight="1pt">
+              <v:oval w14:anchorId="37C4CBAE" id="Oval 1" o:spid="_x0000_s1026" style="position:absolute;margin-left:74.5pt;margin-top:162.9pt;width:79.35pt;height:27.85pt;z-index:251662336;visibility:visible;mso-wrap-style:square;mso-wrap-distance-left:9pt;mso-wrap-distance-top:0;mso-wrap-distance-right:9pt;mso-wrap-distance-bottom:0;mso-position-horizontal:absolute;mso-position-horizontal-relative:text;mso-position-vertical:absolute;mso-position-vertical-relative:text;v-text-anchor:middle" o:gfxdata="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" fillcolor="#156082 [3204]" strokecolor="#030e13 [484]" strokeweight="1pt">
                 <v:stroke joinstyle="miter"/>
               </v:oval>
             </w:pict>
@@ -1144,7 +1144,7 @@
           </mc:Choice>
           <mc:Fallback>
             <w:pict>
-              <v:shape w14:anchorId="70A4E39E" id="Straight Arrow Connector 2" o:spid="_x0000_s1026" type="#_x0000_t32" style="position:absolute;margin-left:113.5pt;margin-top:114.65pt;width:42.55pt;height:44.15pt;flip:x;z-index:251660288;visibility:visible;mso-wrap-style:square;mso-wrap-distance-left:9pt;mso-wrap-distance-top:0;mso-wrap-distance-right:9pt;mso-wrap-distance-bottom:0;mso-position-horizontal:absolute;mso-position-horizontal-relative:text;mso-position-vertical:absolute;mso-position-vertical-relative:text" o:gfxdata="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" strokecolor="#156082 [3204]" strokeweight=".5pt">
+              <v:shape w14:anchorId="364485AF" id="Straight Arrow Connector 2" o:spid="_x0000_s1026" type="#_x0000_t32" style="position:absolute;margin-left:113.5pt;margin-top:114.65pt;width:42.55pt;height:44.15pt;flip:x;z-index:251660288;visibility:visible;mso-wrap-style:square;mso-wrap-distance-left:9pt;mso-wrap-distance-top:0;mso-wrap-distance-right:9pt;mso-wrap-distance-bottom:0;mso-position-horizontal:absolute;mso-position-horizontal-relative:text;mso-position-vertical:absolute;mso-position-vertical-relative:text" o:gfxdata="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" strokecolor="#156082 [3204]" strokeweight=".5pt">
                 <v:stroke endarrow="block" joinstyle="miter"/>
               </v:shape>
             </w:pict>
@@ -1214,7 +1214,7 @@
           </mc:Choice>
           <mc:Fallback>
             <w:pict>
-              <v:oval w14:anchorId="63439725" id="Oval 1" o:spid="_x0000_s1026" style="position:absolute;margin-left:141.9pt;margin-top:89.45pt;width:79.35pt;height:27.85pt;z-index:251659264;visibility:visible;mso-wrap-style:square;mso-wrap-distance-left:9pt;mso-wrap-distance-top:0;mso-wrap-distance-right:9pt;mso-wrap-distance-bottom:0;mso-position-horizontal:absolute;mso-position-horizontal-relative:text;mso-position-vertical:absolute;mso-position-vertical-relative:text;v-text-anchor:middle" o:gfxdata="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" fillcolor="#156082 [3204]" strokecolor="#030e13 [484]" strokeweight="1pt">
+              <v:oval w14:anchorId="381AA7CF" id="Oval 1" o:spid="_x0000_s1026" style="position:absolute;margin-left:141.9pt;margin-top:89.45pt;width:79.35pt;height:27.85pt;z-index:251659264;visibility:visible;mso-wrap-style:square;mso-wrap-distance-left:9pt;mso-wrap-distance-top:0;mso-wrap-distance-right:9pt;mso-wrap-distance-bottom:0;mso-position-horizontal:absolute;mso-position-horizontal-relative:text;mso-position-vertical:absolute;mso-position-vertical-relative:text;v-text-anchor:middle" o:gfxdata="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" fillcolor="#156082 [3204]" strokecolor="#030e13 [484]" strokeweight="1pt">
                 <v:stroke joinstyle="miter"/>
               </v:oval>
             </w:pict>
@@ -1227,8 +1227,20 @@
       </w:r>
       <w:r>
         <w:br/>
-        <w:t>ColdPlay tickets on BookMyShow</w:t>
-      </w:r>
+      </w:r>
+      <w:proofErr w:type="spellStart"/>
+      <w:r>
+        <w:t>ColdPlay</w:t>
+      </w:r>
+      <w:proofErr w:type="spellEnd"/>
+      <w:r>
+        <w:t xml:space="preserve"> tickets on </w:t>
+      </w:r>
+      <w:proofErr w:type="spellStart"/>
+      <w:r>
+        <w:t>BookMyShow</w:t>
+      </w:r>
+      <w:proofErr w:type="spellEnd"/>
       <w:r>
         <w:t xml:space="preserve"> / Railway Reservation Systems</w:t>
       </w:r>
@@ -1480,7 +1492,7 @@
           </mc:Choice>
           <mc:Fallback>
             <w:pict>
-              <v:shape w14:anchorId="0F4F951B" id="Straight Arrow Connector 9" o:spid="_x0000_s1026" type="#_x0000_t32" style="position:absolute;margin-left:226.4pt;margin-top:84.35pt;width:59.9pt;height:3.6pt;z-index:251696128;visibility:visible;mso-wrap-style:square;mso-width-percent:0;mso-height-percent:0;mso-wrap-distance-left:9pt;mso-wrap-distance-top:0;mso-wrap-distance-right:9pt;mso-wrap-distance-bottom:0;mso-position-horizontal:absolute;mso-position-horizontal-relative:text;mso-position-vertical:absolute;mso-position-vertical-relative:text;mso-width-percent:0;mso-height-percent:0;mso-width-relative:margin;mso-height-relative:margin" o:gfxdata="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" strokecolor="#156082 [3204]" strokeweight=".5pt">
+              <v:shape w14:anchorId="159F7231" id="Straight Arrow Connector 9" o:spid="_x0000_s1026" type="#_x0000_t32" style="position:absolute;margin-left:226.4pt;margin-top:84.35pt;width:59.9pt;height:3.6pt;z-index:251696128;visibility:visible;mso-wrap-style:square;mso-width-percent:0;mso-height-percent:0;mso-wrap-distance-left:9pt;mso-wrap-distance-top:0;mso-wrap-distance-right:9pt;mso-wrap-distance-bottom:0;mso-position-horizontal:absolute;mso-position-horizontal-relative:text;mso-position-vertical:absolute;mso-position-vertical-relative:text;mso-width-percent:0;mso-height-percent:0;mso-width-relative:margin;mso-height-relative:margin" o:gfxdata="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" strokecolor="#156082 [3204]" strokeweight=".5pt">
                 <v:stroke endarrow="block" joinstyle="miter"/>
               </v:shape>
             </w:pict>
@@ -1552,7 +1564,7 @@
           </mc:Choice>
           <mc:Fallback>
             <w:pict>
-              <v:shape w14:anchorId="4B843306" id="Straight Arrow Connector 9" o:spid="_x0000_s1026" type="#_x0000_t32" style="position:absolute;margin-left:88.75pt;margin-top:83.85pt;width:59.9pt;height:3.6pt;z-index:251694080;visibility:visible;mso-wrap-style:square;mso-width-percent:0;mso-height-percent:0;mso-wrap-distance-left:9pt;mso-wrap-distance-top:0;mso-wrap-distance-right:9pt;mso-wrap-distance-bottom:0;mso-position-horizontal:absolute;mso-position-horizontal-relative:text;mso-position-vertical:absolute;mso-position-vertical-relative:text;mso-width-percent:0;mso-height-percent:0;mso-width-relative:margin;mso-height-relative:margin" o:gfxdata="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" strokecolor="#156082 [3204]" strokeweight=".5pt">
+              <v:shape w14:anchorId="4F81A765" id="Straight Arrow Connector 9" o:spid="_x0000_s1026" type="#_x0000_t32" style="position:absolute;margin-left:88.75pt;margin-top:83.85pt;width:59.9pt;height:3.6pt;z-index:251694080;visibility:visible;mso-wrap-style:square;mso-width-percent:0;mso-height-percent:0;mso-wrap-distance-left:9pt;mso-wrap-distance-top:0;mso-wrap-distance-right:9pt;mso-wrap-distance-bottom:0;mso-position-horizontal:absolute;mso-position-horizontal-relative:text;mso-position-vertical:absolute;mso-position-vertical-relative:text;mso-width-percent:0;mso-height-percent:0;mso-width-relative:margin;mso-height-relative:margin" o:gfxdata="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" strokecolor="#156082 [3204]" strokeweight=".5pt">
                 <v:stroke endarrow="block" joinstyle="miter"/>
               </v:shape>
             </w:pict>
@@ -1624,7 +1636,7 @@
           </mc:Choice>
           <mc:Fallback>
             <w:pict>
-              <v:shape w14:anchorId="5D492155" id="Straight Arrow Connector 9" o:spid="_x0000_s1026" type="#_x0000_t32" style="position:absolute;margin-left:219.15pt;margin-top:-1.8pt;width:59.9pt;height:3.6pt;z-index:251692032;visibility:visible;mso-wrap-style:square;mso-width-percent:0;mso-height-percent:0;mso-wrap-distance-left:9pt;mso-wrap-distance-top:0;mso-wrap-distance-right:9pt;mso-wrap-distance-bottom:0;mso-position-horizontal:absolute;mso-position-horizontal-relative:text;mso-position-vertical:absolute;mso-position-vertical-relative:text;mso-width-percent:0;mso-height-percent:0;mso-width-relative:margin;mso-height-relative:margin" o:gfxdata="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" strokecolor="#156082 [3204]" strokeweight=".5pt">
+              <v:shape w14:anchorId="568F128C" id="Straight Arrow Connector 9" o:spid="_x0000_s1026" type="#_x0000_t32" style="position:absolute;margin-left:219.15pt;margin-top:-1.8pt;width:59.9pt;height:3.6pt;z-index:251692032;visibility:visible;mso-wrap-style:square;mso-width-percent:0;mso-height-percent:0;mso-wrap-distance-left:9pt;mso-wrap-distance-top:0;mso-wrap-distance-right:9pt;mso-wrap-distance-bottom:0;mso-position-horizontal:absolute;mso-position-horizontal-relative:text;mso-position-vertical:absolute;mso-position-vertical-relative:text;mso-width-percent:0;mso-height-percent:0;mso-width-relative:margin;mso-height-relative:margin" o:gfxdata="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" strokecolor="#156082 [3204]" strokeweight=".5pt">
                 <v:stroke endarrow="block" joinstyle="miter"/>
               </v:shape>
             </w:pict>
@@ -1690,7 +1702,7 @@
           </mc:Choice>
           <mc:Fallback>
             <w:pict>
-              <v:shape w14:anchorId="65AC3DE3" id="Straight Arrow Connector 9" o:spid="_x0000_s1026" type="#_x0000_t32" style="position:absolute;margin-left:87.25pt;margin-top:-1.6pt;width:53.6pt;height:1.6pt;z-index:251689984;visibility:visible;mso-wrap-style:square;mso-wrap-distance-left:9pt;mso-wrap-distance-top:0;mso-wrap-distance-right:9pt;mso-wrap-distance-bottom:0;mso-position-horizontal:absolute;mso-position-horizontal-relative:text;mso-position-vertical:absolute;mso-position-vertical-relative:text" o:gfxdata="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" strokecolor="#156082 [3204]" strokeweight=".5pt">
+              <v:shape w14:anchorId="05F8E2A8" id="Straight Arrow Connector 9" o:spid="_x0000_s1026" type="#_x0000_t32" style="position:absolute;margin-left:87.25pt;margin-top:-1.6pt;width:53.6pt;height:1.6pt;z-index:251689984;visibility:visible;mso-wrap-style:square;mso-wrap-distance-left:9pt;mso-wrap-distance-top:0;mso-wrap-distance-right:9pt;mso-wrap-distance-bottom:0;mso-position-horizontal:absolute;mso-position-horizontal-relative:text;mso-position-vertical:absolute;mso-position-vertical-relative:text" o:gfxdata="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" strokecolor="#156082 [3204]" strokeweight=".5pt">
                 <v:stroke endarrow="block" joinstyle="miter"/>
               </v:shape>
             </w:pict>
@@ -1760,7 +1772,7 @@
           </mc:Choice>
           <mc:Fallback>
             <w:pict>
-              <v:oval w14:anchorId="16E644E2" id="Oval 8" o:spid="_x0000_s1026" style="position:absolute;margin-left:280.55pt;margin-top:57.7pt;width:78.3pt;height:48.9pt;z-index:251688960;visibility:visible;mso-wrap-style:square;mso-wrap-distance-left:9pt;mso-wrap-distance-top:0;mso-wrap-distance-right:9pt;mso-wrap-distance-bottom:0;mso-position-horizontal:absolute;mso-position-horizontal-relative:text;mso-position-vertical:absolute;mso-position-vertical-relative:text;v-text-anchor:middle" o:gfxdata="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" fillcolor="#156082 [3204]" strokecolor="#030e13 [484]" strokeweight="1pt">
+              <v:oval w14:anchorId="7C828134" id="Oval 8" o:spid="_x0000_s1026" style="position:absolute;margin-left:280.55pt;margin-top:57.7pt;width:78.3pt;height:48.9pt;z-index:251688960;visibility:visible;mso-wrap-style:square;mso-wrap-distance-left:9pt;mso-wrap-distance-top:0;mso-wrap-distance-right:9pt;mso-wrap-distance-bottom:0;mso-position-horizontal:absolute;mso-position-horizontal-relative:text;mso-position-vertical:absolute;mso-position-vertical-relative:text;v-text-anchor:middle" o:gfxdata="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" fillcolor="#156082 [3204]" strokecolor="#030e13 [484]" strokeweight="1pt">
                 <v:stroke joinstyle="miter"/>
               </v:oval>
             </w:pict>
@@ -1830,7 +1842,7 @@
           </mc:Choice>
           <mc:Fallback>
             <w:pict>
-              <v:oval w14:anchorId="67A1ECEA" id="Oval 8" o:spid="_x0000_s1026" style="position:absolute;margin-left:144.95pt;margin-top:58.2pt;width:78.3pt;height:48.9pt;z-index:251686912;visibility:visible;mso-wrap-style:square;mso-wrap-distance-left:9pt;mso-wrap-distance-top:0;mso-wrap-distance-right:9pt;mso-wrap-distance-bottom:0;mso-position-horizontal:absolute;mso-position-horizontal-relative:text;mso-position-vertical:absolute;mso-position-vertical-relative:text;v-text-anchor:middle" o:gfxdata="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" fillcolor="#156082 [3204]" strokecolor="#030e13 [484]" strokeweight="1pt">
+              <v:oval w14:anchorId="3D64D9F8" id="Oval 8" o:spid="_x0000_s1026" style="position:absolute;margin-left:144.95pt;margin-top:58.2pt;width:78.3pt;height:48.9pt;z-index:251686912;visibility:visible;mso-wrap-style:square;mso-wrap-distance-left:9pt;mso-wrap-distance-top:0;mso-wrap-distance-right:9pt;mso-wrap-distance-bottom:0;mso-position-horizontal:absolute;mso-position-horizontal-relative:text;mso-position-vertical:absolute;mso-position-vertical-relative:text;v-text-anchor:middle" o:gfxdata="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" fillcolor="#156082 [3204]" strokecolor="#030e13 [484]" strokeweight="1pt">
                 <v:stroke joinstyle="miter"/>
               </v:oval>
             </w:pict>
@@ -1900,7 +1912,7 @@
           </mc:Choice>
           <mc:Fallback>
             <w:pict>
-              <v:oval w14:anchorId="16163E30" id="Oval 8" o:spid="_x0000_s1026" style="position:absolute;margin-left:12pt;margin-top:55.1pt;width:78.3pt;height:48.9pt;z-index:251684864;visibility:visible;mso-wrap-style:square;mso-wrap-distance-left:9pt;mso-wrap-distance-top:0;mso-wrap-distance-right:9pt;mso-wrap-distance-bottom:0;mso-position-horizontal:absolute;mso-position-horizontal-relative:text;mso-position-vertical:absolute;mso-position-vertical-relative:text;v-text-anchor:middle" o:gfxdata="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" fillcolor="#156082 [3204]" strokecolor="#030e13 [484]" strokeweight="1pt">
+              <v:oval w14:anchorId="0FDBCAB0" id="Oval 8" o:spid="_x0000_s1026" style="position:absolute;margin-left:12pt;margin-top:55.1pt;width:78.3pt;height:48.9pt;z-index:251684864;visibility:visible;mso-wrap-style:square;mso-wrap-distance-left:9pt;mso-wrap-distance-top:0;mso-wrap-distance-right:9pt;mso-wrap-distance-bottom:0;mso-position-horizontal:absolute;mso-position-horizontal-relative:text;mso-position-vertical:absolute;mso-position-vertical-relative:text;v-text-anchor:middle" o:gfxdata="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" fillcolor="#156082 [3204]" strokecolor="#030e13 [484]" strokeweight="1pt">
                 <v:stroke joinstyle="miter"/>
               </v:oval>
             </w:pict>
@@ -1970,7 +1982,7 @@
           </mc:Choice>
           <mc:Fallback>
             <w:pict>
-              <v:oval w14:anchorId="10D23A0B" id="Oval 8" o:spid="_x0000_s1026" style="position:absolute;margin-left:281.05pt;margin-top:-26.85pt;width:78.3pt;height:48.9pt;z-index:251682816;visibility:visible;mso-wrap-style:square;mso-wrap-distance-left:9pt;mso-wrap-distance-top:0;mso-wrap-distance-right:9pt;mso-wrap-distance-bottom:0;mso-position-horizontal:absolute;mso-position-horizontal-relative:text;mso-position-vertical:absolute;mso-position-vertical-relative:text;v-text-anchor:middle" o:gfxdata="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" fillcolor="#156082 [3204]" strokecolor="#030e13 [484]" strokeweight="1pt">
+              <v:oval w14:anchorId="7F932497" id="Oval 8" o:spid="_x0000_s1026" style="position:absolute;margin-left:281.05pt;margin-top:-26.85pt;width:78.3pt;height:48.9pt;z-index:251682816;visibility:visible;mso-wrap-style:square;mso-wrap-distance-left:9pt;mso-wrap-distance-top:0;mso-wrap-distance-right:9pt;mso-wrap-distance-bottom:0;mso-position-horizontal:absolute;mso-position-horizontal-relative:text;mso-position-vertical:absolute;mso-position-vertical-relative:text;v-text-anchor:middle" o:gfxdata="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" fillcolor="#156082 [3204]" strokecolor="#030e13 [484]" strokeweight="1pt">
                 <v:stroke joinstyle="miter"/>
               </v:oval>
             </w:pict>
@@ -2040,7 +2052,7 @@
           </mc:Choice>
           <mc:Fallback>
             <w:pict>
-              <v:oval w14:anchorId="5472E216" id="Oval 8" o:spid="_x0000_s1026" style="position:absolute;margin-left:138.6pt;margin-top:-28.45pt;width:78.3pt;height:48.9pt;z-index:251680768;visibility:visible;mso-wrap-style:square;mso-wrap-distance-left:9pt;mso-wrap-distance-top:0;mso-wrap-distance-right:9pt;mso-wrap-distance-bottom:0;mso-position-horizontal:absolute;mso-position-horizontal-relative:text;mso-position-vertical:absolute;mso-position-vertical-relative:text;v-text-anchor:middle" o:gfxdata="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" fillcolor="#156082 [3204]" strokecolor="#030e13 [484]" strokeweight="1pt">
+              <v:oval w14:anchorId="56D3BAC9" id="Oval 8" o:spid="_x0000_s1026" style="position:absolute;margin-left:138.6pt;margin-top:-28.45pt;width:78.3pt;height:48.9pt;z-index:251680768;visibility:visible;mso-wrap-style:square;mso-wrap-distance-left:9pt;mso-wrap-distance-top:0;mso-wrap-distance-right:9pt;mso-wrap-distance-bottom:0;mso-position-horizontal:absolute;mso-position-horizontal-relative:text;mso-position-vertical:absolute;mso-position-vertical-relative:text;v-text-anchor:middle" o:gfxdata="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" fillcolor="#156082 [3204]" strokecolor="#030e13 [484]" strokeweight="1pt">
                 <v:stroke joinstyle="miter"/>
               </v:oval>
             </w:pict>
@@ -2110,7 +2122,7 @@
           </mc:Choice>
           <mc:Fallback>
             <w:pict>
-              <v:oval w14:anchorId="3BBC4BB1" id="Oval 8" o:spid="_x0000_s1026" style="position:absolute;margin-left:8.95pt;margin-top:-29.95pt;width:78.3pt;height:48.9pt;z-index:251678720;visibility:visible;mso-wrap-style:square;mso-wrap-distance-left:9pt;mso-wrap-distance-top:0;mso-wrap-distance-right:9pt;mso-wrap-distance-bottom:0;mso-position-horizontal:absolute;mso-position-horizontal-relative:text;mso-position-vertical:absolute;mso-position-vertical-relative:text;v-text-anchor:middle" o:gfxdata="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" fillcolor="#156082 [3204]" strokecolor="#030e13 [484]" strokeweight="1pt">
+              <v:oval w14:anchorId="0686F4CC" id="Oval 8" o:spid="_x0000_s1026" style="position:absolute;margin-left:8.95pt;margin-top:-29.95pt;width:78.3pt;height:48.9pt;z-index:251678720;visibility:visible;mso-wrap-style:square;mso-wrap-distance-left:9pt;mso-wrap-distance-top:0;mso-wrap-distance-right:9pt;mso-wrap-distance-bottom:0;mso-position-horizontal:absolute;mso-position-horizontal-relative:text;mso-position-vertical:absolute;mso-position-vertical-relative:text;v-text-anchor:middle" o:gfxdata="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" fillcolor="#156082 [3204]" strokecolor="#030e13 [484]" strokeweight="1pt">
                 <v:stroke joinstyle="miter"/>
               </v:oval>
             </w:pict>
@@ -2126,6 +2138,12 @@
       <w:r>
         <w:br/>
         <w:t>pip install -r requirements.txt</w:t>
+      </w:r>
+      <w:r>
+        <w:t xml:space="preserve"> </w:t>
+      </w:r>
+      <w:r>
+        <w:br/>
       </w:r>
     </w:p>
     <w:p>

--- a/DS_PYTHON/DataStructure-2.docx
+++ b/DS_PYTHON/DataStructure-2.docx
@@ -240,28 +240,7 @@
               <w:pStyle w:val="NoSpacing"/>
             </w:pPr>
             <w:r>
-              <w:t xml:space="preserve">Navigation back will take to </w:t>
-            </w:r>
-            <w:r>
-              <w:t>stock-chairs</w:t>
-            </w:r>
-            <w:r>
-              <w:t xml:space="preserve"> -&gt; </w:t>
-            </w:r>
-            <w:r>
-              <w:t>stock-image</w:t>
-            </w:r>
-            <w:r>
-              <w:t xml:space="preserve"> -&gt; </w:t>
-            </w:r>
-            <w:r>
-              <w:t>stacks</w:t>
-            </w:r>
-            <w:r>
-              <w:t xml:space="preserve"> -&gt; </w:t>
-            </w:r>
-            <w:r>
-              <w:t>google.com</w:t>
+              <w:t>Navigation back will take to stock-chairs -&gt; stock-image -&gt; stacks -&gt; google.com</w:t>
             </w:r>
           </w:p>
         </w:tc>
@@ -1227,20 +1206,8 @@
       </w:r>
       <w:r>
         <w:br/>
-      </w:r>
-      <w:proofErr w:type="spellStart"/>
-      <w:r>
-        <w:t>ColdPlay</w:t>
-      </w:r>
-      <w:proofErr w:type="spellEnd"/>
-      <w:r>
-        <w:t xml:space="preserve"> tickets on </w:t>
-      </w:r>
-      <w:proofErr w:type="spellStart"/>
-      <w:r>
-        <w:t>BookMyShow</w:t>
-      </w:r>
-      <w:proofErr w:type="spellEnd"/>
+        <w:t>ColdPlay tickets on BookMyShow</w:t>
+      </w:r>
       <w:r>
         <w:t xml:space="preserve"> / Railway Reservation Systems</w:t>
       </w:r>
@@ -2146,6 +2113,484 @@
         <w:br/>
       </w:r>
     </w:p>
+    <w:tbl>
+      <w:tblPr>
+        <w:tblStyle w:val="TableGrid"/>
+        <w:tblW w:w="0" w:type="auto"/>
+        <w:tblLook w:val="04A0" w:firstRow="1" w:lastRow="0" w:firstColumn="1" w:lastColumn="0" w:noHBand="0" w:noVBand="1"/>
+      </w:tblPr>
+      <w:tblGrid>
+        <w:gridCol w:w="3005"/>
+        <w:gridCol w:w="3005"/>
+        <w:gridCol w:w="3006"/>
+      </w:tblGrid>
+      <w:tr>
+        <w:tc>
+          <w:tcPr>
+            <w:tcW w:w="3005" w:type="dxa"/>
+          </w:tcPr>
+          <w:tbl>
+            <w:tblPr>
+              <w:tblW w:w="0" w:type="auto"/>
+              <w:tblCellSpacing w:w="15" w:type="dxa"/>
+              <w:tblCellMar>
+                <w:top w:w="15" w:type="dxa"/>
+                <w:left w:w="15" w:type="dxa"/>
+                <w:bottom w:w="15" w:type="dxa"/>
+                <w:right w:w="15" w:type="dxa"/>
+              </w:tblCellMar>
+              <w:tblLook w:val="04A0" w:firstRow="1" w:lastRow="0" w:firstColumn="1" w:lastColumn="0" w:noHBand="0" w:noVBand="1"/>
+            </w:tblPr>
+            <w:tblGrid>
+              <w:gridCol w:w="1118"/>
+            </w:tblGrid>
+            <w:tr>
+              <w:trPr>
+                <w:tblCellSpacing w:w="15" w:type="dxa"/>
+              </w:trPr>
+              <w:tc>
+                <w:tcPr>
+                  <w:tcW w:w="0" w:type="auto"/>
+                  <w:vAlign w:val="center"/>
+                  <w:hideMark/>
+                </w:tcPr>
+                <w:p>
+                  <w:pPr>
+                    <w:pStyle w:val="NoSpacing"/>
+                    <w:rPr>
+                      <w:b/>
+                      <w:bCs/>
+                    </w:rPr>
+                  </w:pPr>
+                  <w:r>
+                    <w:rPr>
+                      <w:b/>
+                      <w:bCs/>
+                    </w:rPr>
+                    <w:t>Use Case</w:t>
+                  </w:r>
+                </w:p>
+              </w:tc>
+            </w:tr>
+          </w:tbl>
+          <w:p>
+            <w:pPr>
+              <w:pStyle w:val="NoSpacing"/>
+              <w:rPr>
+                <w:vanish/>
+              </w:rPr>
+            </w:pPr>
+          </w:p>
+          <w:tbl>
+            <w:tblPr>
+              <w:tblW w:w="0" w:type="auto"/>
+              <w:tblCellSpacing w:w="15" w:type="dxa"/>
+              <w:tblCellMar>
+                <w:top w:w="15" w:type="dxa"/>
+                <w:left w:w="15" w:type="dxa"/>
+                <w:bottom w:w="15" w:type="dxa"/>
+                <w:right w:w="15" w:type="dxa"/>
+              </w:tblCellMar>
+              <w:tblLook w:val="04A0" w:firstRow="1" w:lastRow="0" w:firstColumn="1" w:lastColumn="0" w:noHBand="0" w:noVBand="1"/>
+            </w:tblPr>
+            <w:tblGrid>
+              <w:gridCol w:w="96"/>
+            </w:tblGrid>
+            <w:tr>
+              <w:trPr>
+                <w:tblCellSpacing w:w="15" w:type="dxa"/>
+              </w:trPr>
+              <w:tc>
+                <w:tcPr>
+                  <w:tcW w:w="0" w:type="auto"/>
+                  <w:vAlign w:val="center"/>
+                  <w:hideMark/>
+                </w:tcPr>
+                <w:p>
+                  <w:pPr>
+                    <w:pStyle w:val="NoSpacing"/>
+                  </w:pPr>
+                </w:p>
+              </w:tc>
+            </w:tr>
+          </w:tbl>
+          <w:p>
+            <w:pPr>
+              <w:pStyle w:val="NoSpacing"/>
+            </w:pPr>
+          </w:p>
+        </w:tc>
+        <w:tc>
+          <w:tcPr>
+            <w:tcW w:w="3005" w:type="dxa"/>
+          </w:tcPr>
+          <w:p>
+            <w:pPr>
+              <w:pStyle w:val="NoSpacing"/>
+            </w:pPr>
+            <w:r>
+              <w:t>Linked List</w:t>
+            </w:r>
+          </w:p>
+        </w:tc>
+        <w:tc>
+          <w:tcPr>
+            <w:tcW w:w="3006" w:type="dxa"/>
+          </w:tcPr>
+          <w:p>
+            <w:pPr>
+              <w:pStyle w:val="NoSpacing"/>
+            </w:pPr>
+            <w:r>
+              <w:t>Doubly Linked List</w:t>
+            </w:r>
+          </w:p>
+        </w:tc>
+      </w:tr>
+      <w:tr>
+        <w:tc>
+          <w:tcPr>
+            <w:tcW w:w="3005" w:type="dxa"/>
+          </w:tcPr>
+          <w:p>
+            <w:pPr>
+              <w:pStyle w:val="NoSpacing"/>
+            </w:pPr>
+            <w:r>
+              <w:t>Contour tracing</w:t>
+            </w:r>
+          </w:p>
+        </w:tc>
+        <w:tc>
+          <w:tcPr>
+            <w:tcW w:w="3005" w:type="dxa"/>
+          </w:tcPr>
+          <w:p>
+            <w:pPr>
+              <w:pStyle w:val="NoSpacing"/>
+            </w:pPr>
+            <w:r>
+              <w:t>(Forward traversal)</w:t>
+            </w:r>
+          </w:p>
+        </w:tc>
+        <w:tc>
+          <w:tcPr>
+            <w:tcW w:w="3006" w:type="dxa"/>
+          </w:tcPr>
+          <w:p>
+            <w:pPr>
+              <w:pStyle w:val="NoSpacing"/>
+            </w:pPr>
+          </w:p>
+        </w:tc>
+      </w:tr>
+      <w:tr>
+        <w:tc>
+          <w:tcPr>
+            <w:tcW w:w="3005" w:type="dxa"/>
+          </w:tcPr>
+          <w:tbl>
+            <w:tblPr>
+              <w:tblW w:w="0" w:type="auto"/>
+              <w:tblCellSpacing w:w="15" w:type="dxa"/>
+              <w:tblCellMar>
+                <w:top w:w="15" w:type="dxa"/>
+                <w:left w:w="15" w:type="dxa"/>
+                <w:bottom w:w="15" w:type="dxa"/>
+                <w:right w:w="15" w:type="dxa"/>
+              </w:tblCellMar>
+              <w:tblLook w:val="04A0" w:firstRow="1" w:lastRow="0" w:firstColumn="1" w:lastColumn="0" w:noHBand="0" w:noVBand="1"/>
+            </w:tblPr>
+            <w:tblGrid>
+              <w:gridCol w:w="96"/>
+            </w:tblGrid>
+            <w:tr>
+              <w:trPr>
+                <w:tblCellSpacing w:w="15" w:type="dxa"/>
+              </w:trPr>
+              <w:tc>
+                <w:tcPr>
+                  <w:tcW w:w="0" w:type="auto"/>
+                  <w:vAlign w:val="center"/>
+                  <w:hideMark/>
+                </w:tcPr>
+                <w:p>
+                  <w:pPr>
+                    <w:pStyle w:val="NoSpacing"/>
+                  </w:pPr>
+                </w:p>
+              </w:tc>
+            </w:tr>
+          </w:tbl>
+          <w:p>
+            <w:pPr>
+              <w:pStyle w:val="NoSpacing"/>
+              <w:rPr>
+                <w:vanish/>
+              </w:rPr>
+            </w:pPr>
+          </w:p>
+          <w:tbl>
+            <w:tblPr>
+              <w:tblW w:w="0" w:type="auto"/>
+              <w:tblCellSpacing w:w="15" w:type="dxa"/>
+              <w:tblCellMar>
+                <w:top w:w="15" w:type="dxa"/>
+                <w:left w:w="15" w:type="dxa"/>
+                <w:bottom w:w="15" w:type="dxa"/>
+                <w:right w:w="15" w:type="dxa"/>
+              </w:tblCellMar>
+              <w:tblLook w:val="04A0" w:firstRow="1" w:lastRow="0" w:firstColumn="1" w:lastColumn="0" w:noHBand="0" w:noVBand="1"/>
+            </w:tblPr>
+            <w:tblGrid>
+              <w:gridCol w:w="1664"/>
+            </w:tblGrid>
+            <w:tr>
+              <w:trPr>
+                <w:tblCellSpacing w:w="15" w:type="dxa"/>
+              </w:trPr>
+              <w:tc>
+                <w:tcPr>
+                  <w:tcW w:w="0" w:type="auto"/>
+                  <w:vAlign w:val="center"/>
+                  <w:hideMark/>
+                </w:tcPr>
+                <w:p>
+                  <w:pPr>
+                    <w:pStyle w:val="NoSpacing"/>
+                  </w:pPr>
+                  <w:r>
+                    <w:t>Object tracking</w:t>
+                  </w:r>
+                </w:p>
+              </w:tc>
+            </w:tr>
+          </w:tbl>
+          <w:p>
+            <w:pPr>
+              <w:pStyle w:val="NoSpacing"/>
+            </w:pPr>
+          </w:p>
+        </w:tc>
+        <w:tc>
+          <w:tcPr>
+            <w:tcW w:w="3005" w:type="dxa"/>
+          </w:tcPr>
+          <w:p>
+            <w:pPr>
+              <w:pStyle w:val="NoSpacing"/>
+            </w:pPr>
+            <w:r>
+              <w:t>(Frame-by-frame storage)</w:t>
+            </w:r>
+          </w:p>
+        </w:tc>
+        <w:tc>
+          <w:tcPr>
+            <w:tcW w:w="3006" w:type="dxa"/>
+          </w:tcPr>
+          <w:p>
+            <w:pPr>
+              <w:pStyle w:val="NoSpacing"/>
+            </w:pPr>
+          </w:p>
+        </w:tc>
+      </w:tr>
+      <w:tr>
+        <w:tc>
+          <w:tcPr>
+            <w:tcW w:w="3005" w:type="dxa"/>
+          </w:tcPr>
+          <w:p>
+            <w:pPr>
+              <w:pStyle w:val="NoSpacing"/>
+            </w:pPr>
+            <w:r>
+              <w:t>Region growing</w:t>
+            </w:r>
+          </w:p>
+        </w:tc>
+        <w:tc>
+          <w:tcPr>
+            <w:tcW w:w="3005" w:type="dxa"/>
+          </w:tcPr>
+          <w:p>
+            <w:pPr>
+              <w:pStyle w:val="NoSpacing"/>
+            </w:pPr>
+            <w:r>
+              <w:t>(Expanding pixel regions)</w:t>
+            </w:r>
+          </w:p>
+        </w:tc>
+        <w:tc>
+          <w:tcPr>
+            <w:tcW w:w="3006" w:type="dxa"/>
+          </w:tcPr>
+          <w:p>
+            <w:pPr>
+              <w:pStyle w:val="NoSpacing"/>
+            </w:pPr>
+          </w:p>
+        </w:tc>
+      </w:tr>
+      <w:tr>
+        <w:tc>
+          <w:tcPr>
+            <w:tcW w:w="3005" w:type="dxa"/>
+          </w:tcPr>
+          <w:p>
+            <w:pPr>
+              <w:pStyle w:val="NoSpacing"/>
+            </w:pPr>
+            <w:r>
+              <w:t>Image editing (Undo/Redo)</w:t>
+            </w:r>
+          </w:p>
+        </w:tc>
+        <w:tc>
+          <w:tcPr>
+            <w:tcW w:w="3005" w:type="dxa"/>
+          </w:tcPr>
+          <w:p>
+            <w:pPr>
+              <w:pStyle w:val="NoSpacing"/>
+            </w:pPr>
+          </w:p>
+        </w:tc>
+        <w:tc>
+          <w:tcPr>
+            <w:tcW w:w="3006" w:type="dxa"/>
+          </w:tcPr>
+          <w:p>
+            <w:pPr>
+              <w:pStyle w:val="NoSpacing"/>
+            </w:pPr>
+            <w:r>
+              <w:t>(</w:t>
+            </w:r>
+            <w:r>
+              <w:t>Efficient undo/redo)</w:t>
+            </w:r>
+          </w:p>
+        </w:tc>
+      </w:tr>
+      <w:tr>
+        <w:tc>
+          <w:tcPr>
+            <w:tcW w:w="3005" w:type="dxa"/>
+          </w:tcPr>
+          <w:p>
+            <w:pPr>
+              <w:pStyle w:val="NoSpacing"/>
+            </w:pPr>
+            <w:r>
+              <w:t>Video frame processing</w:t>
+            </w:r>
+          </w:p>
+        </w:tc>
+        <w:tc>
+          <w:tcPr>
+            <w:tcW w:w="3005" w:type="dxa"/>
+          </w:tcPr>
+          <w:p>
+            <w:pPr>
+              <w:pStyle w:val="NoSpacing"/>
+            </w:pPr>
+          </w:p>
+        </w:tc>
+        <w:tc>
+          <w:tcPr>
+            <w:tcW w:w="3006" w:type="dxa"/>
+          </w:tcPr>
+          <w:p>
+            <w:pPr>
+              <w:pStyle w:val="NoSpacing"/>
+            </w:pPr>
+            <w:r>
+              <w:t>(Efficient frame management)</w:t>
+            </w:r>
+          </w:p>
+        </w:tc>
+      </w:tr>
+      <w:tr>
+        <w:tc>
+          <w:tcPr>
+            <w:tcW w:w="3005" w:type="dxa"/>
+          </w:tcPr>
+          <w:p>
+            <w:pPr>
+              <w:pStyle w:val="NoSpacing"/>
+            </w:pPr>
+            <w:r>
+              <w:t>Graph-based segmentation</w:t>
+            </w:r>
+          </w:p>
+        </w:tc>
+        <w:tc>
+          <w:tcPr>
+            <w:tcW w:w="3005" w:type="dxa"/>
+          </w:tcPr>
+          <w:p>
+            <w:pPr>
+              <w:pStyle w:val="NoSpacing"/>
+            </w:pPr>
+          </w:p>
+        </w:tc>
+        <w:tc>
+          <w:tcPr>
+            <w:tcW w:w="3006" w:type="dxa"/>
+          </w:tcPr>
+          <w:p>
+            <w:pPr>
+              <w:pStyle w:val="NoSpacing"/>
+            </w:pPr>
+            <w:r>
+              <w:t>(Easier edge modifications)</w:t>
+            </w:r>
+          </w:p>
+        </w:tc>
+      </w:tr>
+      <w:tr>
+        <w:tc>
+          <w:tcPr>
+            <w:tcW w:w="3005" w:type="dxa"/>
+          </w:tcPr>
+          <w:p>
+            <w:pPr>
+              <w:pStyle w:val="NoSpacing"/>
+            </w:pPr>
+            <w:r>
+              <w:t>Seam carving</w:t>
+            </w:r>
+          </w:p>
+        </w:tc>
+        <w:tc>
+          <w:tcPr>
+            <w:tcW w:w="3005" w:type="dxa"/>
+          </w:tcPr>
+          <w:p>
+            <w:pPr>
+              <w:pStyle w:val="NoSpacing"/>
+            </w:pPr>
+          </w:p>
+        </w:tc>
+        <w:tc>
+          <w:tcPr>
+            <w:tcW w:w="3006" w:type="dxa"/>
+          </w:tcPr>
+          <w:p>
+            <w:pPr>
+              <w:pStyle w:val="NoSpacing"/>
+            </w:pPr>
+            <w:r>
+              <w:t>(Efficient seam storage)</w:t>
+            </w:r>
+          </w:p>
+        </w:tc>
+      </w:tr>
+    </w:tbl>
     <w:p>
       <w:pPr>
         <w:pStyle w:val="NoSpacing"/>
@@ -2861,7 +3306,6 @@
   <w:style w:type="character" w:default="1" w:styleId="DefaultParagraphFont">
     <w:name w:val="Default Paragraph Font"/>
     <w:uiPriority w:val="1"/>
-    <w:semiHidden/>
     <w:unhideWhenUsed/>
   </w:style>
   <w:style w:type="table" w:default="1" w:styleId="TableNormal">
